--- a/knowledge/source/qa/10_ค่าบริการรายเดือน.docx
+++ b/knowledge/source/qa/10_ค่าบริการรายเดือน.docx
@@ -1,6 +1,6 @@
 
 <file path=word/document.xml><?xml version="1.0" encoding="utf-8"?>
-<w:document xmlns:ve="http://schemas.openxmlformats.org/markup-compatibility/2006" xmlns:o="urn:schemas-microsoft-com:office:office" xmlns:r="http://schemas.openxmlformats.org/officeDocument/2006/relationships" xmlns:v="urn:schemas-microsoft-com:vml" xmlns:wp="http://schemas.openxmlformats.org/drawingml/2006/wordprocessingDrawing" xmlns:w10="urn:schemas-microsoft-com:office:word" xmlns:w="http://schemas.openxmlformats.org/wordprocessingml/2006/main">
+<w:document xmlns:w="http://schemas.openxmlformats.org/wordprocessingml/2006/main">
   <w:body>
     <w:p>
       <w:pPr>
@@ -14,7 +14,7 @@
           <w:b/>
           <w:spacing w:val="0"/>
         </w:rPr>
-        <w:t xml:space="preserve">ถาม: ค่าบริการรายเดือนในใบแจ้งหนี้และใบเสร็จค่าไฟคืออะไร</w:t>
+        <w:t xml:space="preserve">ถาม: ค่าบริการรายเดือนในใบแจ้งหนี้และใบเสร็จค่าไฟคืออะไร | คำถามใกล้เคียง: ค่าบริการรายเดือนค่าไฟคืออะไร / ค่าไฟมีค่าบริการรายเดือนทำไม / ค่าบริการในใบแจ้งหนี้ไฟฟ้าคิดจากอะไร</w:t>
       </w:r>
       <w:r>
         <w:rPr>
@@ -38,64 +38,64 @@
           <w:b/>
           <w:spacing w:val="0"/>
         </w:rPr>
-        <w:t xml:space="preserve">สถานะหลักฐาน:</w:t>
-      </w:r>
-      <w:r>
-        <w:rPr>
-          <w:rFonts w:ascii="Times" w:hAnsi="Times" w:cs="Times"/>
-          <w:sz w:val="24"/>
-          <w:sz-cs w:val="24"/>
-          <w:spacing w:val="0"/>
-        </w:rPr>
-        <w:t xml:space="preserve"> ตรง</w:t>
-      </w:r>
-    </w:p>
-    <w:p>
-      <w:pPr>
-        <w:spacing w:after="240"/>
-      </w:pPr>
-      <w:r>
-        <w:rPr>
-          <w:rFonts w:ascii="Times" w:hAnsi="Times" w:cs="Times"/>
-          <w:sz w:val="24"/>
-          <w:sz-cs w:val="24"/>
-          <w:b/>
-          <w:spacing w:val="0"/>
-        </w:rPr>
-        <w:t xml:space="preserve">ตอบ:</w:t>
-      </w:r>
-      <w:r>
-        <w:rPr>
-          <w:rFonts w:ascii="Times" w:hAnsi="Times" w:cs="Times"/>
-          <w:sz w:val="24"/>
-          <w:sz-cs w:val="24"/>
-          <w:spacing w:val="0"/>
-        </w:rPr>
-        <w:t xml:space="preserve"> เป็นค่าใช้จ่ายคงที่ของงานจำหน่ายและบริการ เช่น การจดหน่วย การจัดทำใบแจ้งหนี้ และการเรียกเก็บเงิน อัตราต่างกันตามประเภทผู้ใช้ แรงดัน และประเภทอัตราค่าไฟ ต้องแยกจากค่าพลังงาน ค่า Ft และ VAT และตรวจเอกสารอัตราล่าสุดก่อนระบุตัวเลข</w:t>
-      </w:r>
-    </w:p>
-    <w:p>
-      <w:pPr>
-        <w:spacing w:after="240"/>
-      </w:pPr>
-      <w:r>
-        <w:rPr>
-          <w:rFonts w:ascii="Times" w:hAnsi="Times" w:cs="Times"/>
-          <w:sz w:val="24"/>
-          <w:sz-cs w:val="24"/>
-          <w:b/>
-          <w:spacing w:val="0"/>
-        </w:rPr>
-        <w:t xml:space="preserve">แหล่งอ้างอิงทางการ:</w:t>
-      </w:r>
-      <w:r>
-        <w:rPr>
-          <w:rFonts w:ascii="Times" w:hAnsi="Times" w:cs="Times"/>
-          <w:sz w:val="24"/>
-          <w:sz-cs w:val="24"/>
-          <w:spacing w:val="0"/>
-        </w:rPr>
-        <w:t xml:space="preserve"> https://www.pea.co.th/sites/default/files/documents/tariff/Electricity_Tariff_MAY_2023.pdf ; https://www.pea.co.th/our-services/tariff</w:t>
+        <w:t xml:space="preserve">สถานะหลักฐาน: ตรง</w:t>
+      </w:r>
+      <w:r>
+        <w:rPr>
+          <w:rFonts w:ascii="Times" w:hAnsi="Times" w:cs="Times"/>
+          <w:sz w:val="24"/>
+          <w:sz-cs w:val="24"/>
+          <w:spacing w:val="0"/>
+        </w:rPr>
+        <w:t xml:space="preserve"/>
+      </w:r>
+    </w:p>
+    <w:p>
+      <w:pPr>
+        <w:spacing w:after="240"/>
+      </w:pPr>
+      <w:r>
+        <w:rPr>
+          <w:rFonts w:ascii="Times" w:hAnsi="Times" w:cs="Times"/>
+          <w:sz w:val="24"/>
+          <w:sz-cs w:val="24"/>
+          <w:b/>
+          <w:spacing w:val="0"/>
+        </w:rPr>
+        <w:t xml:space="preserve">ตอบ: ค่าบริการรายเดือนประกอบด้วยค่าใช้จ่ายในการจำหน่ายและบริการ เช่น ค่าจ้างพนักงาน ค่าเดินทางและเครื่องมือ ค่าใช้จ่ายในการจดหน่วย และค่าใช้จ่ายในการจัดทำ พิมพ์ และเรียกเก็บใบแจ้งหนี้</w:t>
+      </w:r>
+      <w:r>
+        <w:rPr>
+          <w:rFonts w:ascii="Times" w:hAnsi="Times" w:cs="Times"/>
+          <w:sz w:val="24"/>
+          <w:sz-cs w:val="24"/>
+          <w:spacing w:val="0"/>
+        </w:rPr>
+        <w:t xml:space="preserve"/>
+      </w:r>
+    </w:p>
+    <w:p>
+      <w:pPr>
+        <w:spacing w:after="240"/>
+      </w:pPr>
+      <w:r>
+        <w:rPr>
+          <w:rFonts w:ascii="Times" w:hAnsi="Times" w:cs="Times"/>
+          <w:sz w:val="24"/>
+          <w:sz-cs w:val="24"/>
+          <w:b/>
+          <w:spacing w:val="0"/>
+        </w:rPr>
+        <w:t xml:space="preserve">แหล่งอ้างอิงทางการ: PEA Work Manual การบริหารจัดการข้อร้องเรียน ฉบับปรับปรุงครั้งที่ 3, ภาคผนวก หน้า 140 (เอกสาร QA ที่นำเข้า) ; https://www.pea.co.th/faqs</w:t>
+      </w:r>
+      <w:r>
+        <w:rPr>
+          <w:rFonts w:ascii="Times" w:hAnsi="Times" w:cs="Times"/>
+          <w:sz w:val="24"/>
+          <w:sz-cs w:val="24"/>
+          <w:spacing w:val="0"/>
+        </w:rPr>
+        <w:t xml:space="preserve"/>
       </w:r>
     </w:p>
     <w:p>
